--- a/manuscript/革新ビジネスアワード2026_エントリーフォーム.docx
+++ b/manuscript/革新ビジネスアワード2026_エントリーフォーム.docx
@@ -65,7 +65,7 @@
           <w:sz w:val="22"/>
           <w:szCs w:val="22"/>
         </w:rPr>
-        <w:t xml:space="preserve">生きるための「繋ぐノート」〜相続・終活の枠を超え、すべての人に“生きる準備”を届ける社会インフラへ〜</w:t>
+        <w:t xml:space="preserve">「命の火を、消さない。」〜生きるための「繋ぐノート」が拓く、心置きなく生ききる社会へ〜</w:t>
       </w:r>
     </w:p>
     <w:p>
@@ -100,7 +100,7 @@
           <w:sz w:val="22"/>
           <w:szCs w:val="22"/>
         </w:rPr>
-        <w:t xml:space="preserve">私たちは、相続・終活を「財産がある人のためのもの」という誤解から解き放ち、年齢や資産の有無を問わずすべての人に「生きる準備」を届けることに挑戦しています。その中核が、独自ツール「生きるための繋ぐノート」と、日本初の民間資格「繋ぐノートサポートアドバイザー®」です。</w:t>
+        <w:t xml:space="preserve">人は誰しも、限りある人生の中で「心置きなく生ききる」ことを願っています。しかし多くの人が、自分の想いや意思を言葉にしないまま、余生と向き合う機会を先送りにしてしまいます。私たちは、相続・終活を「財産がある人のためのもの」という誤解から解き放ち、年齢や資産の有無を問わずすべての人に「生きる準備」を届けることに挑戦しています。その中核が、独自ツール「生きるための繋ぐノート」と、日本初の民間資格「繋ぐノートサポートアドバイザー®」です。</w:t>
       </w:r>
     </w:p>
     <w:p>
@@ -191,6 +191,36 @@
           <w:szCs w:val="22"/>
         </w:rPr>
         <w:t xml:space="preserve">日本の65歳以上の一人暮らし世帯は約700万人にのぼり、地震などの災害時、緊急連絡先や持病の情報が伝わらないことが命に直結するリスクとなっています。しかし、こうした備えは一部の高齢者や資産家だけの課題として扱われ、全世代に届くインフラにはなっていません。私たちは、家族会議のファシリテーションによる「争族」防止と関係修復、身寄りのない方や障がいのある子を持つ家族の「親亡きあと」への長期伴走支援、行政（朝来市在宅医療・介護連携会議）との連携、そして小中学校から大学までの「命の授業」を通じて、「生きる準備」「命をどう守るか」を、誰もが当たり前に備えられる社会インフラへと育てていくことに挑戦しています。</w:t>
+      </w:r>
+    </w:p>
+    <w:p>
+      <w:pPr>
+        <w:spacing w:after="80" w:before="160"/>
+      </w:pPr>
+      <w:r>
+        <w:rPr>
+          <w:rFonts w:ascii="游ゴシック" w:cs="游ゴシック" w:eastAsia="游ゴシック" w:hAnsi="游ゴシック"/>
+          <w:b/>
+          <w:bCs/>
+          <w:sz w:val="22"/>
+          <w:szCs w:val="22"/>
+        </w:rPr>
+        <w:t xml:space="preserve">【心置きなく生ききる人生へ】</w:t>
+      </w:r>
+    </w:p>
+    <w:p>
+      <w:pPr>
+        <w:spacing w:after="160" w:line="360"/>
+      </w:pPr>
+      <w:r>
+        <w:rPr>
+          <w:rFonts w:ascii="游ゴシック" w:cs="游ゴシック" w:eastAsia="游ゴシック" w:hAnsi="游ゴシック"/>
+          <w:b w:val="false"/>
+          <w:bCs w:val="false"/>
+          <w:sz w:val="22"/>
+          <w:szCs w:val="22"/>
+        </w:rPr>
+        <w:t xml:space="preserve">私たちが目指すのは、制度や書類を整えることそのものではありません。財産の分配や手続きの先にある、「その人がその人らしく、悔いなく余生を生ききること」こそが本当のゴールです。想いを言葉にし、大切な人へ繋ぎ、旅立ちの瞬間に「ありがとう」と言い合えること。私たちは、そんな心置きなく生ききる人生を、すべての人が当たり前に選べる社会を目指しています。</w:t>
       </w:r>
     </w:p>
     <w:p>
@@ -221,7 +251,7 @@
           <w:sz w:val="18"/>
           <w:szCs w:val="18"/>
         </w:rPr>
-        <w:t xml:space="preserve">（文字数：約1,300文字／改行含む）</w:t>
+        <w:t xml:space="preserve">（文字数：約1,580文字／改行含む）</w:t>
       </w:r>
     </w:p>
     <w:p>
@@ -256,7 +286,7 @@
         </w:rPr>
         <w:t xml:space="preserve">繋ぐ相続サロン®：</w:t>
       </w:r>
-      <w:hyperlink w:history="1" r:id="rIdzumztnuwhnzneotizt56h">
+      <w:hyperlink w:history="1" r:id="rIdri-1ppze6gjwssjf0kcgx">
         <w:r>
           <w:rPr>
             <w:rFonts w:ascii="游ゴシック" w:cs="游ゴシック" w:eastAsia="游ゴシック" w:hAnsi="游ゴシック"/>
@@ -281,7 +311,7 @@
         </w:rPr>
         <w:t xml:space="preserve">一般社団法人繋ぐライクファミリーサポート：</w:t>
       </w:r>
-      <w:hyperlink w:history="1" r:id="rId5pysfdzwsyyc2lfrhvejl">
+      <w:hyperlink w:history="1" r:id="rIdch1p4yeegxdhf1ktgri5f">
         <w:r>
           <w:rPr>
             <w:rFonts w:ascii="游ゴシック" w:cs="游ゴシック" w:eastAsia="游ゴシック" w:hAnsi="游ゴシック"/>

--- a/manuscript/革新ビジネスアワード2026_エントリーフォーム.docx
+++ b/manuscript/革新ビジネスアワード2026_エントリーフォーム.docx
@@ -160,7 +160,7 @@
           <w:sz w:val="22"/>
           <w:szCs w:val="22"/>
         </w:rPr>
-        <w:t xml:space="preserve">2020年の法人化以来、のれん分け型フランチャイズに依らない思想承継の手法で、業界最大手クラスの組織（約20事業所）を上回る全国50事業所規模まで拡大しました。日本初の民間資格「繋ぐノートサポートアドバイザー®」により、金融・保険・福祉など異業種からの参入者を育成し、属人的になりがちなノウハウを再現性のある形でスケール化しています。資格者は医療機関・行政・地域コミュニティ・企業・教育機関という5つのフィールドで活動し、行政と協働した地域セミナーは3年間で延べ500名以上が参加、企業への福利厚生導入では介護離職が前年比30%減少、導入病院ではACP実施率が80%を超えるなど、具体的な成果を伴いながら成長を続けています。</w:t>
+        <w:t xml:space="preserve">2020年の法人化以来、のれん分け型フランチャイズに依らない思想承継の手法で、業界最大手クラスの組織（約20事業所）を上回る全国50事業所規模まで拡大しました。日本初の民間資格「繋ぐノートサポートアドバイザー®」により、金融・保険・福祉など異業種からの参入者を育成し、属人的になりがちなノウハウを再現性のある形でスケール化しています。資格者は医療機関・行政・地域コミュニティ・企業・教育機関という5つのフィールドで活動し、行政と協働した地域セミナーは3年間で延べ500名以上が参加、企業への福利厚生導入では介護離職が前年比30%減少、導入病院ではACP実施率が80%を超えるなど、具体的な成果を伴いながら成長を続けています。企業向けの「繋ぐノートワークセミナー」は、単なる福利厚生にとどまりません。従業員自身がノートを保持することは、家族や大切な存在の情報を整理し、親の余生にあらためて気づくきっかけとなり、命を大切にする企業文化の醸成につながります。さらに、その提供元が企業であることは、就業時間内はもちろん、24時間365日、就業時以外の「もしも」にも寄り添う存在として、社員を大切にする企業であることの証明にもなっており、企業側にとっても新たな採用力・定着力の源泉となっています。</w:t>
       </w:r>
     </w:p>
     <w:p>
@@ -251,7 +251,7 @@
           <w:sz w:val="18"/>
           <w:szCs w:val="18"/>
         </w:rPr>
-        <w:t xml:space="preserve">（文字数：約1,580文字／改行含む）</w:t>
+        <w:t xml:space="preserve">（文字数：約1,810文字／改行含む）</w:t>
       </w:r>
     </w:p>
     <w:p>
@@ -286,7 +286,7 @@
         </w:rPr>
         <w:t xml:space="preserve">繋ぐ相続サロン®：</w:t>
       </w:r>
-      <w:hyperlink w:history="1" r:id="rIdri-1ppze6gjwssjf0kcgx">
+      <w:hyperlink w:history="1" r:id="rIdjvjioucvbb34rnbxnwuiq">
         <w:r>
           <w:rPr>
             <w:rFonts w:ascii="游ゴシック" w:cs="游ゴシック" w:eastAsia="游ゴシック" w:hAnsi="游ゴシック"/>
@@ -311,7 +311,7 @@
         </w:rPr>
         <w:t xml:space="preserve">一般社団法人繋ぐライクファミリーサポート：</w:t>
       </w:r>
-      <w:hyperlink w:history="1" r:id="rIdch1p4yeegxdhf1ktgri5f">
+      <w:hyperlink w:history="1" r:id="rIdjxisiaebfs46oiltcivln">
         <w:r>
           <w:rPr>
             <w:rFonts w:ascii="游ゴシック" w:cs="游ゴシック" w:eastAsia="游ゴシック" w:hAnsi="游ゴシック"/>
